--- a/README.md.docx
+++ b/README.md.docx
@@ -4,55 +4,49 @@
   <w:body>
     <w:p>
       <w:pPr>
-        <w:keepNext w:val="0"/>
-        <w:keepLines w:val="0"/>
-        <w:pageBreakBefore w:val="0"/>
-        <w:widowControl w:val="0"/>
-        <w:pBdr>
-          <w:top w:space="0" w:sz="0" w:val="nil"/>
-          <w:left w:space="0" w:sz="0" w:val="nil"/>
-          <w:bottom w:space="0" w:sz="0" w:val="nil"/>
-          <w:right w:space="0" w:sz="0" w:val="nil"/>
-          <w:between w:space="0" w:sz="0" w:val="nil"/>
-        </w:pBdr>
-        <w:shd w:fill="auto" w:val="clear"/>
-        <w:spacing w:after="0" w:before="0" w:line="276" w:lineRule="auto"/>
-        <w:ind w:left="0" w:right="0" w:firstLine="0"/>
-        <w:jc w:val="left"/>
-        <w:rPr>
-          <w:rFonts w:ascii="Arial" w:cs="Arial" w:eastAsia="Arial" w:hAnsi="Arial"/>
-          <w:b w:val="0"/>
-          <w:bCs w:val="0"/>
-          <w:i w:val="0"/>
-          <w:iCs w:val="0"/>
-          <w:smallCaps w:val="0"/>
-          <w:strike w:val="0"/>
-          <w:color w:val="000000"/>
-          <w:sz w:val="22"/>
-          <w:szCs w:val="22"/>
-          <w:u w:val="none"/>
-          <w:shd w:fill="auto" w:val="clear"/>
-          <w:vertAlign w:val="baseline"/>
-        </w:rPr>
-      </w:pPr>
-      <w:r>
-        <w:rPr>
-          <w:rFonts w:ascii="Arial Unicode MS" w:cs="Arial Unicode MS" w:eastAsia="Arial Unicode MS" w:hAnsi="Arial Unicode MS"/>
-          <w:b w:val="0"/>
-          <w:bCs w:val="0"/>
-          <w:i w:val="0"/>
-          <w:iCs w:val="0"/>
-          <w:smallCaps w:val="0"/>
-          <w:strike w:val="0"/>
-          <w:color w:val="000000"/>
-          <w:sz w:val="22"/>
-          <w:szCs w:val="22"/>
-          <w:u w:val="none"/>
-          <w:shd w:fill="auto" w:val="clear"/>
-          <w:vertAlign w:val="baseline"/>
-          <w:rtl w:val="0"/>
-        </w:rPr>
-        <w:t xml:space="preserve"># BreathGuide — 實時呼吸視覺生物反饋系統 (PWA)</w:t>
+        <w:rPr/>
+      </w:pPr>
+      <w:r>
+        <w:rPr>
+          <w:rFonts w:ascii="Arial" w:cs="Arial" w:eastAsia="Arial" w:hAnsi="Arial"/>
+          <w:b w:val="0"/>
+          <w:bCs w:val="0"/>
+          <w:i w:val="0"/>
+          <w:iCs w:val="0"/>
+          <w:smallCaps w:val="0"/>
+          <w:strike w:val="0"/>
+          <w:color w:val="000000"/>
+          <w:sz w:val="22"/>
+          <w:szCs w:val="22"/>
+          <w:u w:val="none"/>
+          <w:shd w:fill="auto" w:val="clear"/>
+          <w:vertAlign w:val="baseline"/>
+          <w:rtl w:val="0"/>
+        </w:rPr>
+        <w:t xml:space="preserve"># </w:t>
+      </w:r>
+      <w:r>
+        <w:rPr>
+          <w:rFonts w:ascii="Arial Unicode MS" w:cs="Arial Unicode MS" w:eastAsia="Arial Unicode MS" w:hAnsi="Arial Unicode MS"/>
+          <w:b w:val="0"/>
+          <w:bCs w:val="0"/>
+          <w:i w:val="0"/>
+          <w:iCs w:val="0"/>
+          <w:smallCaps w:val="0"/>
+          <w:strike w:val="0"/>
+          <w:color w:val="000000"/>
+          <w:sz w:val="22"/>
+          <w:szCs w:val="22"/>
+          <w:u w:val="none"/>
+          <w:vertAlign w:val="baseline"/>
+          <w:rtl w:val="0"/>
+        </w:rPr>
+        <w:t xml:space="preserve">舒呼 (SootheBreath) — 實時呼吸視覺生物反饋系統 (PWA v4.0)</w:t>
+      </w:r>
+      <w:r>
+        <w:rPr>
+          <w:rtl w:val="0"/>
+        </w:rPr>
       </w:r>
     </w:p>
     <w:p>
@@ -559,55 +553,49 @@
     </w:p>
     <w:p>
       <w:pPr>
-        <w:keepNext w:val="0"/>
-        <w:keepLines w:val="0"/>
-        <w:pageBreakBefore w:val="0"/>
-        <w:widowControl w:val="0"/>
-        <w:pBdr>
-          <w:top w:space="0" w:sz="0" w:val="nil"/>
-          <w:left w:space="0" w:sz="0" w:val="nil"/>
-          <w:bottom w:space="0" w:sz="0" w:val="nil"/>
-          <w:right w:space="0" w:sz="0" w:val="nil"/>
-          <w:between w:space="0" w:sz="0" w:val="nil"/>
-        </w:pBdr>
-        <w:shd w:fill="auto" w:val="clear"/>
-        <w:spacing w:after="0" w:before="0" w:line="276" w:lineRule="auto"/>
-        <w:ind w:left="0" w:right="0" w:firstLine="0"/>
-        <w:jc w:val="left"/>
-        <w:rPr>
-          <w:rFonts w:ascii="Arial" w:cs="Arial" w:eastAsia="Arial" w:hAnsi="Arial"/>
-          <w:b w:val="0"/>
-          <w:bCs w:val="0"/>
-          <w:i w:val="0"/>
-          <w:iCs w:val="0"/>
-          <w:smallCaps w:val="0"/>
-          <w:strike w:val="0"/>
-          <w:color w:val="000000"/>
-          <w:sz w:val="22"/>
-          <w:szCs w:val="22"/>
-          <w:u w:val="none"/>
-          <w:shd w:fill="auto" w:val="clear"/>
-          <w:vertAlign w:val="baseline"/>
-        </w:rPr>
-      </w:pPr>
-      <w:r>
-        <w:rPr>
-          <w:rFonts w:ascii="Arial Unicode MS" w:cs="Arial Unicode MS" w:eastAsia="Arial Unicode MS" w:hAnsi="Arial Unicode MS"/>
-          <w:b w:val="0"/>
-          <w:bCs w:val="0"/>
-          <w:i w:val="0"/>
-          <w:iCs w:val="0"/>
-          <w:smallCaps w:val="0"/>
-          <w:strike w:val="0"/>
-          <w:color w:val="000000"/>
-          <w:sz w:val="22"/>
-          <w:szCs w:val="22"/>
-          <w:u w:val="none"/>
-          <w:shd w:fill="auto" w:val="clear"/>
-          <w:vertAlign w:val="baseline"/>
-          <w:rtl w:val="0"/>
-        </w:rPr>
-        <w:t xml:space="preserve">  - 雙眼外眥間距 ($D_{eye}$) 標準化與 3 秒坐姿基準校準</w:t>
+        <w:rPr/>
+      </w:pPr>
+      <w:r>
+        <w:rPr>
+          <w:rFonts w:ascii="Arial Unicode MS" w:cs="Arial Unicode MS" w:eastAsia="Arial Unicode MS" w:hAnsi="Arial Unicode MS"/>
+          <w:b w:val="0"/>
+          <w:bCs w:val="0"/>
+          <w:i w:val="0"/>
+          <w:iCs w:val="0"/>
+          <w:smallCaps w:val="0"/>
+          <w:strike w:val="0"/>
+          <w:color w:val="000000"/>
+          <w:sz w:val="22"/>
+          <w:szCs w:val="22"/>
+          <w:u w:val="none"/>
+          <w:shd w:fill="auto" w:val="clear"/>
+          <w:vertAlign w:val="baseline"/>
+          <w:rtl w:val="0"/>
+        </w:rPr>
+        <w:t xml:space="preserve">  - 雙眼外眥間距 ($D_{eye}$) 標準化與 </w:t>
+      </w:r>
+      <w:r>
+        <w:rPr>
+          <w:rFonts w:ascii="Arial Unicode MS" w:cs="Arial Unicode MS" w:eastAsia="Arial Unicode MS" w:hAnsi="Arial Unicode MS"/>
+          <w:b w:val="0"/>
+          <w:bCs w:val="0"/>
+          <w:i w:val="0"/>
+          <w:iCs w:val="0"/>
+          <w:smallCaps w:val="0"/>
+          <w:strike w:val="0"/>
+          <w:color w:val="000000"/>
+          <w:sz w:val="22"/>
+          <w:szCs w:val="22"/>
+          <w:u w:val="none"/>
+          <w:vertAlign w:val="baseline"/>
+          <w:rtl w:val="0"/>
+        </w:rPr>
+        <w:t xml:space="preserve">10 秒兩階段校準機制</w:t>
+      </w:r>
+      <w:r>
+        <w:rPr>
+          <w:rtl w:val="0"/>
+        </w:rPr>
       </w:r>
     </w:p>
     <w:p>
@@ -824,36 +812,134 @@
     </w:p>
     <w:p>
       <w:pPr>
-        <w:keepNext w:val="0"/>
-        <w:keepLines w:val="0"/>
-        <w:pageBreakBefore w:val="0"/>
-        <w:widowControl w:val="0"/>
-        <w:pBdr>
-          <w:top w:space="0" w:sz="0" w:val="nil"/>
-          <w:left w:space="0" w:sz="0" w:val="nil"/>
-          <w:bottom w:space="0" w:sz="0" w:val="nil"/>
-          <w:right w:space="0" w:sz="0" w:val="nil"/>
-          <w:between w:space="0" w:sz="0" w:val="nil"/>
-        </w:pBdr>
-        <w:shd w:fill="auto" w:val="clear"/>
-        <w:spacing w:after="0" w:before="0" w:line="276" w:lineRule="auto"/>
-        <w:ind w:left="0" w:right="0" w:firstLine="0"/>
-        <w:jc w:val="left"/>
-        <w:rPr>
-          <w:rFonts w:ascii="Arial" w:cs="Arial" w:eastAsia="Arial" w:hAnsi="Arial"/>
-          <w:b w:val="0"/>
-          <w:bCs w:val="0"/>
-          <w:i w:val="0"/>
-          <w:iCs w:val="0"/>
-          <w:smallCaps w:val="0"/>
-          <w:strike w:val="0"/>
-          <w:color w:val="000000"/>
-          <w:sz w:val="22"/>
-          <w:szCs w:val="22"/>
-          <w:u w:val="none"/>
-          <w:shd w:fill="auto" w:val="clear"/>
-          <w:vertAlign w:val="baseline"/>
-        </w:rPr>
+        <w:rPr/>
+      </w:pPr>
+      <w:r>
+        <w:rPr>
+          <w:rFonts w:ascii="Arial Unicode MS" w:cs="Arial Unicode MS" w:eastAsia="Arial Unicode MS" w:hAnsi="Arial Unicode MS"/>
+          <w:b w:val="0"/>
+          <w:bCs w:val="0"/>
+          <w:i w:val="0"/>
+          <w:iCs w:val="0"/>
+          <w:smallCaps w:val="0"/>
+          <w:strike w:val="0"/>
+          <w:color w:val="000000"/>
+          <w:sz w:val="22"/>
+          <w:szCs w:val="22"/>
+          <w:u w:val="none"/>
+          <w:vertAlign w:val="baseline"/>
+          <w:rtl w:val="0"/>
+        </w:rPr>
+        <w:t xml:space="preserve">- **輕柔療癒視覺風格**：採用溫和淺色系（背景 `#f5fafd`、吸氣薄荷綠 `#4DB6AC`、呼氣暖珊瑚橘 `#FF7043`、主強調森林綠 `#2E7D32`）。</w:t>
+      </w:r>
+      <w:r>
+        <w:rPr>
+          <w:rtl w:val="0"/>
+        </w:rPr>
+      </w:r>
+    </w:p>
+    <w:p>
+      <w:pPr>
+        <w:rPr/>
+      </w:pPr>
+      <w:r>
+        <w:rPr>
+          <w:rFonts w:ascii="Arial Unicode MS" w:cs="Arial Unicode MS" w:eastAsia="Arial Unicode MS" w:hAnsi="Arial Unicode MS"/>
+          <w:b w:val="0"/>
+          <w:bCs w:val="0"/>
+          <w:i w:val="0"/>
+          <w:iCs w:val="0"/>
+          <w:smallCaps w:val="0"/>
+          <w:strike w:val="0"/>
+          <w:color w:val="000000"/>
+          <w:sz w:val="22"/>
+          <w:szCs w:val="22"/>
+          <w:u w:val="none"/>
+          <w:vertAlign w:val="baseline"/>
+          <w:rtl w:val="0"/>
+        </w:rPr>
+        <w:t xml:space="preserve">- **真人示範模式（4 張實景圖）**：除氣球節奏球外，新增真人示範模式（`1.jpg` = 男吸、`2.jpg` = 男呼、`3.jpg` = 女吸、`4.jpg` = 女呼）。</w:t>
+      </w:r>
+      <w:r>
+        <w:rPr>
+          <w:rtl w:val="0"/>
+        </w:rPr>
+      </w:r>
+    </w:p>
+    <w:p>
+      <w:pPr>
+        <w:rPr/>
+      </w:pPr>
+      <w:r>
+        <w:rPr>
+          <w:rFonts w:ascii="Arial" w:cs="Arial" w:eastAsia="Arial" w:hAnsi="Arial"/>
+          <w:b w:val="0"/>
+          <w:bCs w:val="0"/>
+          <w:i w:val="0"/>
+          <w:iCs w:val="0"/>
+          <w:smallCaps w:val="0"/>
+          <w:strike w:val="0"/>
+          <w:color w:val="000000"/>
+          <w:sz w:val="22"/>
+          <w:szCs w:val="22"/>
+          <w:u w:val="none"/>
+          <w:vertAlign w:val="baseline"/>
+          <w:rtl w:val="0"/>
+        </w:rPr>
+        <w:t xml:space="preserve">- **10 秒兩階段校準 + 確認機制**：前 7 秒收集基準，後 3 秒顯示「請確認位置」；結束後不自動開始，提供「確認並開始訓練」、「重新校準」、「調整設定」三顆按鈕，並於訓練畫面右上角常駐「🔄 重校準」按鈕。</w:t>
+      </w:r>
+      <w:r>
+        <w:rPr>
+          <w:rtl w:val="0"/>
+        </w:rPr>
+      </w:r>
+    </w:p>
+    <w:p>
+      <w:pPr>
+        <w:rPr/>
+      </w:pPr>
+      <w:r>
+        <w:rPr>
+          <w:rFonts w:ascii="Arial Unicode MS" w:cs="Arial Unicode MS" w:eastAsia="Arial Unicode MS" w:hAnsi="Arial Unicode MS"/>
+          <w:b w:val="0"/>
+          <w:bCs w:val="0"/>
+          <w:i w:val="0"/>
+          <w:iCs w:val="0"/>
+          <w:smallCaps w:val="0"/>
+          <w:strike w:val="0"/>
+          <w:color w:val="000000"/>
+          <w:sz w:val="22"/>
+          <w:szCs w:val="22"/>
+          <w:u w:val="none"/>
+          <w:vertAlign w:val="baseline"/>
+          <w:rtl w:val="0"/>
+        </w:rPr>
+        <w:t xml:space="preserve">- **Pacer 模式全螢幕居中與實時平均呼吸頻率 (Mean RR)**：純節奏球模式自動收合左側視訊欄使圓球與文字提示完全居中；訓練過程即時顯示並記錄平均呼吸頻率（次/分 BPM）。</w:t>
+      </w:r>
+      <w:r>
+        <w:rPr>
+          <w:rtl w:val="0"/>
+        </w:rPr>
+      </w:r>
+    </w:p>
+    <w:p>
+      <w:pPr>
+        <w:keepNext w:val="0"/>
+        <w:keepLines w:val="0"/>
+        <w:pageBreakBefore w:val="0"/>
+        <w:widowControl w:val="0"/>
+        <w:pBdr>
+          <w:top w:space="0" w:sz="0" w:val="nil"/>
+          <w:left w:space="0" w:sz="0" w:val="nil"/>
+          <w:bottom w:space="0" w:sz="0" w:val="nil"/>
+          <w:right w:space="0" w:sz="0" w:val="nil"/>
+          <w:between w:space="0" w:sz="0" w:val="nil"/>
+        </w:pBdr>
+        <w:shd w:fill="auto" w:val="clear"/>
+        <w:spacing w:after="0" w:before="0" w:line="276" w:lineRule="auto"/>
+        <w:ind w:left="0" w:right="0" w:firstLine="0"/>
+        <w:jc w:val="left"/>
+        <w:rPr/>
       </w:pPr>
       <w:r>
         <w:rPr>
@@ -1467,6 +1553,34 @@
           <w:rtl w:val="0"/>
         </w:rPr>
         <w:t xml:space="preserve">├── vercel.json       # Vercel 靜態部署設定</w:t>
+      </w:r>
+    </w:p>
+    <w:p>
+      <w:pPr>
+        <w:rPr/>
+      </w:pPr>
+      <w:r>
+        <w:rPr>
+          <w:rFonts w:ascii="Arial Unicode MS" w:cs="Arial Unicode MS" w:eastAsia="Arial Unicode MS" w:hAnsi="Arial Unicode MS"/>
+          <w:b w:val="0"/>
+          <w:bCs w:val="0"/>
+          <w:i w:val="0"/>
+          <w:iCs w:val="0"/>
+          <w:smallCaps w:val="0"/>
+          <w:strike w:val="0"/>
+          <w:color w:val="000000"/>
+          <w:sz w:val="22"/>
+          <w:szCs w:val="22"/>
+          <w:u w:val="none"/>
+          <w:vertAlign w:val="baseline"/>
+          <w:rtl w:val="0"/>
+        </w:rPr>
+        <w:t xml:space="preserve">├── 1.jpg, 2.jpg, 3.jpg, 4.jpg # 真人示範模式實景圖片 (男吸、男呼、女吸、女呼)</w:t>
+      </w:r>
+      <w:r>
+        <w:rPr>
+          <w:rtl w:val="0"/>
+        </w:rPr>
       </w:r>
     </w:p>
     <w:p>

--- a/README.md.docx
+++ b/README.md.docx
@@ -70,13 +70,16 @@
         <w:rPr>
           <w:rtl w:val="0"/>
         </w:rPr>
-        <w:t xml:space="preserve">。在完整保留既有五步個人化動態基準校準、三段式生物反饋卡片、最低分優先鎖定平滑警示 (Sticky Priority Latch)、廣東話語音導航與匿名 CSV 匯出之基礎上，v7.0 完成三大核心體驗與臨床訊號處理演算法升級（Task A、Task B、Task C.1–C.6）。</w:t>
+        <w:t xml:space="preserve">。在完整保留既有五步個人化動態基準校準、廣東話語音導航與匿名 CSV 匯出之基礎上，v7.0 完成校準頁面防遮擋、純引導模式 ~40% 視覺放大、面部訊號 EMA 抗抖動、連續模糊評分及訓練回饋邏輯升級。</w:t>
       </w:r>
     </w:p>
     <w:p>
       <w:pPr>
         <w:pStyle w:val="Heading1"/>
-        <w:rPr/>
+        <w:numPr>
+          <w:ilvl w:val="1"/>
+          <w:numId w:val="2"/>
+        </w:numPr>
       </w:pPr>
       <w:bookmarkStart w:colFirst="0" w:colLast="0" w:name="_ubenhrubpj1o" w:id="1"/>
       <w:bookmarkEnd w:id="1"/>
@@ -84,7 +87,7 @@
         <w:rPr>
           <w:rtl w:val="0"/>
         </w:rPr>
-        <w:t xml:space="preserve">1. v7.0 核心升級項目總覽 (Key Enhancements in v7_ES)</w:t>
+        <w:t xml:space="preserve">1. v7.0 核心升級與訓練邏輯調整總覽</w:t>
       </w:r>
     </w:p>
     <w:p>
@@ -126,49 +129,6 @@
           <w:rtl w:val="0"/>
         </w:rPr>
         <w:t xml:space="preserve">：</w:t>
-      </w:r>
-    </w:p>
-    <w:p>
-      <w:pPr>
-        <w:numPr>
-          <w:ilvl w:val="1"/>
-          <w:numId w:val="1"/>
-        </w:numPr>
-        <w:ind w:left="1440" w:hanging="360"/>
-      </w:pPr>
-      <w:r>
-        <w:rPr>
-          <w:rtl w:val="0"/>
-        </w:rPr>
-        <w:t xml:space="preserve">修正 CSS Grid 下 </w:t>
-      </w:r>
-      <w:r>
-        <w:rPr>
-          <w:rFonts w:ascii="Roboto Mono" w:cs="Roboto Mono" w:eastAsia="Roboto Mono" w:hAnsi="Roboto Mono"/>
-          <w:color w:val="188038"/>
-          <w:rtl w:val="0"/>
-        </w:rPr>
-        <w:t xml:space="preserve">aspect-ratio: 16 / 10</w:t>
-      </w:r>
-      <w:r>
-        <w:rPr>
-          <w:rtl w:val="0"/>
-        </w:rPr>
-        <w:t xml:space="preserve"> 搭配 </w:t>
-      </w:r>
-      <w:r>
-        <w:rPr>
-          <w:rFonts w:ascii="Roboto Mono" w:cs="Roboto Mono" w:eastAsia="Roboto Mono" w:hAnsi="Roboto Mono"/>
-          <w:color w:val="188038"/>
-          <w:rtl w:val="0"/>
-        </w:rPr>
-        <w:t xml:space="preserve">items-stretch</w:t>
-      </w:r>
-      <w:r>
-        <w:rPr>
-          <w:rtl w:val="0"/>
-        </w:rPr>
-        <w:t xml:space="preserve"> 導致視訊框最小寬度自動膨脹並遮擋右側治療師確認面板與設定抽屜之問題。</w:t>
       </w:r>
     </w:p>
     <w:p>
@@ -355,7 +315,7 @@
         <w:rPr>
           <w:rtl w:val="0"/>
         </w:rPr>
-        <w:t xml:space="preserve">) 建立獨立圖層；當進入五步校準總結確認面板時自動隱藏 </w:t>
+        <w:t xml:space="preserve">) 建立獨立圖層；進入五步校準總結確認面板時自動隱藏 </w:t>
       </w:r>
       <w:r>
         <w:rPr>
@@ -561,7 +521,7 @@
         <w:rPr>
           <w:rtl w:val="0"/>
         </w:rPr>
-        <w:t xml:space="preserve"> 視覺區），顯著提升長者遠距離觀看之清晰度。</w:t>
+        <w:t xml:space="preserve"> 視覺區）。</w:t>
       </w:r>
     </w:p>
     <w:p>
@@ -705,63 +665,63 @@
         <w:rPr>
           <w:rtl w:val="0"/>
         </w:rPr>
-        <w:t xml:space="preserve">：在進入任何評分邏輯前，對原始特徵進行指數移動平均濾波（</w:t>
-      </w:r>
-      <w:r>
-        <w:rPr>
-          <w:rFonts w:ascii="Roboto Mono" w:cs="Roboto Mono" w:eastAsia="Roboto Mono" w:hAnsi="Roboto Mono"/>
-          <w:color w:val="188038"/>
-          <w:rtl w:val="0"/>
-        </w:rPr>
-        <w:t xml:space="preserve">LAR_filtered</w:t>
-      </w:r>
-      <w:r>
-        <w:rPr>
-          <w:rtl w:val="0"/>
-        </w:rPr>
-        <w:t xml:space="preserve"> α=0.25、</w:t>
-      </w:r>
-      <w:r>
-        <w:rPr>
-          <w:rFonts w:ascii="Roboto Mono" w:cs="Roboto Mono" w:eastAsia="Roboto Mono" w:hAnsi="Roboto Mono"/>
-          <w:color w:val="188038"/>
-          <w:rtl w:val="0"/>
-        </w:rPr>
-        <w:t xml:space="preserve">jawOpen_filtered</w:t>
-      </w:r>
-      <w:r>
-        <w:rPr>
-          <w:rtl w:val="0"/>
-        </w:rPr>
-        <w:t xml:space="preserve"> α=0.25、</w:t>
-      </w:r>
-      <w:r>
-        <w:rPr>
-          <w:rFonts w:ascii="Roboto Mono" w:cs="Roboto Mono" w:eastAsia="Roboto Mono" w:hAnsi="Roboto Mono"/>
-          <w:color w:val="188038"/>
-          <w:rtl w:val="0"/>
-        </w:rPr>
-        <w:t xml:space="preserve">mouthPucker_filtered</w:t>
-      </w:r>
-      <w:r>
-        <w:rPr>
-          <w:rtl w:val="0"/>
-        </w:rPr>
-        <w:t xml:space="preserve"> α=0.30、</w:t>
-      </w:r>
-      <w:r>
-        <w:rPr>
-          <w:rFonts w:ascii="Roboto Mono" w:cs="Roboto Mono" w:eastAsia="Roboto Mono" w:hAnsi="Roboto Mono"/>
-          <w:color w:val="188038"/>
-          <w:rtl w:val="0"/>
-        </w:rPr>
-        <w:t xml:space="preserve">mouthFunnel_filtered</w:t>
-      </w:r>
-      <w:r>
-        <w:rPr>
-          <w:rtl w:val="0"/>
-        </w:rPr>
-        <w:t xml:space="preserve"> α=0.30），徹底消除 MediaPipe ±0.02 自然抖動造成的合格/不合格閃爍，並以濾波後數值計算幀間變化量 </w:t>
+        <w:t xml:space="preserve">：對 </w:t>
+      </w:r>
+      <w:r>
+        <w:rPr>
+          <w:rFonts w:ascii="Roboto Mono" w:cs="Roboto Mono" w:eastAsia="Roboto Mono" w:hAnsi="Roboto Mono"/>
+          <w:color w:val="188038"/>
+          <w:rtl w:val="0"/>
+        </w:rPr>
+        <w:t xml:space="preserve">LAR</w:t>
+      </w:r>
+      <w:r>
+        <w:rPr>
+          <w:rtl w:val="0"/>
+        </w:rPr>
+        <w:t xml:space="preserve"> (α=0.25)、</w:t>
+      </w:r>
+      <w:r>
+        <w:rPr>
+          <w:rFonts w:ascii="Roboto Mono" w:cs="Roboto Mono" w:eastAsia="Roboto Mono" w:hAnsi="Roboto Mono"/>
+          <w:color w:val="188038"/>
+          <w:rtl w:val="0"/>
+        </w:rPr>
+        <w:t xml:space="preserve">jawOpen</w:t>
+      </w:r>
+      <w:r>
+        <w:rPr>
+          <w:rtl w:val="0"/>
+        </w:rPr>
+        <w:t xml:space="preserve"> (α=0.25)、</w:t>
+      </w:r>
+      <w:r>
+        <w:rPr>
+          <w:rFonts w:ascii="Roboto Mono" w:cs="Roboto Mono" w:eastAsia="Roboto Mono" w:hAnsi="Roboto Mono"/>
+          <w:color w:val="188038"/>
+          <w:rtl w:val="0"/>
+        </w:rPr>
+        <w:t xml:space="preserve">mouthPucker</w:t>
+      </w:r>
+      <w:r>
+        <w:rPr>
+          <w:rtl w:val="0"/>
+        </w:rPr>
+        <w:t xml:space="preserve"> (α=0.30) 及 </w:t>
+      </w:r>
+      <w:r>
+        <w:rPr>
+          <w:rFonts w:ascii="Roboto Mono" w:cs="Roboto Mono" w:eastAsia="Roboto Mono" w:hAnsi="Roboto Mono"/>
+          <w:color w:val="188038"/>
+          <w:rtl w:val="0"/>
+        </w:rPr>
+        <w:t xml:space="preserve">mouthFunnel</w:t>
+      </w:r>
+      <w:r>
+        <w:rPr>
+          <w:rtl w:val="0"/>
+        </w:rPr>
+        <w:t xml:space="preserve"> (α=0.30) 進行指數移動平均濾波，並以濾波後數值計算 </w:t>
       </w:r>
       <w:r>
         <w:rPr>
@@ -848,7 +808,7 @@
         <w:rPr>
           <w:rtl w:val="0"/>
         </w:rPr>
-        <w:t xml:space="preserve">：由傳統布林 </w:t>
+        <w:t xml:space="preserve">：由二元 </w:t>
       </w:r>
       <w:r>
         <w:rPr>
@@ -876,133 +836,7 @@
         <w:rPr>
           <w:rtl w:val="0"/>
         </w:rPr>
-        <w:t xml:space="preserve"> 連續浮點數評分。吸氣階段對 </w:t>
-      </w:r>
-      <w:r>
-        <w:rPr>
-          <w:rFonts w:ascii="Roboto Mono" w:cs="Roboto Mono" w:eastAsia="Roboto Mono" w:hAnsi="Roboto Mono"/>
-          <w:color w:val="188038"/>
-          <w:rtl w:val="0"/>
-        </w:rPr>
-        <w:t xml:space="preserve">LAR_filtered</w:t>
-      </w:r>
-      <w:r>
-        <w:rPr>
-          <w:rtl w:val="0"/>
-        </w:rPr>
-        <w:t xml:space="preserve"> 與 </w:t>
-      </w:r>
-      <w:r>
-        <w:rPr>
-          <w:rFonts w:ascii="Roboto Mono" w:cs="Roboto Mono" w:eastAsia="Roboto Mono" w:hAnsi="Roboto Mono"/>
-          <w:color w:val="188038"/>
-          <w:rtl w:val="0"/>
-        </w:rPr>
-        <w:t xml:space="preserve">jawOpen_filtered</w:t>
-      </w:r>
-      <w:r>
-        <w:rPr>
-          <w:rtl w:val="0"/>
-        </w:rPr>
-        <w:t xml:space="preserve"> 在超出上限 30% 範圍內提供 </w:t>
-      </w:r>
-      <w:r>
-        <w:rPr>
-          <w:rFonts w:ascii="Roboto Mono" w:cs="Roboto Mono" w:eastAsia="Roboto Mono" w:hAnsi="Roboto Mono"/>
-          <w:color w:val="188038"/>
-          <w:rtl w:val="0"/>
-        </w:rPr>
-        <w:t xml:space="preserve">1.0</w:t>
-      </w:r>
-      <w:r>
-        <w:rPr>
-          <w:rtl w:val="0"/>
-        </w:rPr>
-        <w:t xml:space="preserve"> 至 </w:t>
-      </w:r>
-      <w:r>
-        <w:rPr>
-          <w:rFonts w:ascii="Roboto Mono" w:cs="Roboto Mono" w:eastAsia="Roboto Mono" w:hAnsi="Roboto Mono"/>
-          <w:color w:val="188038"/>
-          <w:rtl w:val="0"/>
-        </w:rPr>
-        <w:t xml:space="preserve">0.0</w:t>
-      </w:r>
-      <w:r>
-        <w:rPr>
-          <w:rtl w:val="0"/>
-        </w:rPr>
-        <w:t xml:space="preserve"> 線性衰減並取兩者最小值；呼氣階段達閾值 100% 得 </w:t>
-      </w:r>
-      <w:r>
-        <w:rPr>
-          <w:rFonts w:ascii="Roboto Mono" w:cs="Roboto Mono" w:eastAsia="Roboto Mono" w:hAnsi="Roboto Mono"/>
-          <w:color w:val="188038"/>
-          <w:rtl w:val="0"/>
-        </w:rPr>
-        <w:t xml:space="preserve">1.0</w:t>
-      </w:r>
-      <w:r>
-        <w:rPr>
-          <w:rtl w:val="0"/>
-        </w:rPr>
-        <w:t xml:space="preserve">、介乎 </w:t>
-      </w:r>
-      <w:r>
-        <w:rPr>
-          <w:rFonts w:ascii="Roboto Mono" w:cs="Roboto Mono" w:eastAsia="Roboto Mono" w:hAnsi="Roboto Mono"/>
-          <w:color w:val="188038"/>
-          <w:rtl w:val="0"/>
-        </w:rPr>
-        <w:t xml:space="preserve">65%–100%</w:t>
-      </w:r>
-      <w:r>
-        <w:rPr>
-          <w:rtl w:val="0"/>
-        </w:rPr>
-        <w:t xml:space="preserve"> 線性映射至 </w:t>
-      </w:r>
-      <w:r>
-        <w:rPr>
-          <w:rFonts w:ascii="Roboto Mono" w:cs="Roboto Mono" w:eastAsia="Roboto Mono" w:hAnsi="Roboto Mono"/>
-          <w:color w:val="188038"/>
-          <w:rtl w:val="0"/>
-        </w:rPr>
-        <w:t xml:space="preserve">0.70–0.95</w:t>
-      </w:r>
-      <w:r>
-        <w:rPr>
-          <w:rtl w:val="0"/>
-        </w:rPr>
-        <w:t xml:space="preserve">、低於 </w:t>
-      </w:r>
-      <w:r>
-        <w:rPr>
-          <w:rFonts w:ascii="Roboto Mono" w:cs="Roboto Mono" w:eastAsia="Roboto Mono" w:hAnsi="Roboto Mono"/>
-          <w:color w:val="188038"/>
-          <w:rtl w:val="0"/>
-        </w:rPr>
-        <w:t xml:space="preserve">65%</w:t>
-      </w:r>
-      <w:r>
-        <w:rPr>
-          <w:rtl w:val="0"/>
-        </w:rPr>
-        <w:t xml:space="preserve"> 得 </w:t>
-      </w:r>
-      <w:r>
-        <w:rPr>
-          <w:rFonts w:ascii="Roboto Mono" w:cs="Roboto Mono" w:eastAsia="Roboto Mono" w:hAnsi="Roboto Mono"/>
-          <w:color w:val="188038"/>
-          <w:rtl w:val="0"/>
-        </w:rPr>
-        <w:t xml:space="preserve">0.0</w:t>
-      </w:r>
-      <w:r>
-        <w:rPr>
-          <w:rtl w:val="0"/>
-        </w:rPr>
-        <w:t xml:space="preserve">。</w:t>
+        <w:t xml:space="preserve"> 連續浮點數評分。</w:t>
       </w:r>
     </w:p>
     <w:p>
@@ -1057,21 +891,7 @@
         <w:rPr>
           <w:rtl w:val="0"/>
         </w:rPr>
-        <w:t xml:space="preserve">（</w:t>
-      </w:r>
-      <w:r>
-        <w:rPr>
-          <w:rFonts w:ascii="Roboto Mono" w:cs="Roboto Mono" w:eastAsia="Roboto Mono" w:hAnsi="Roboto Mono"/>
-          <w:color w:val="188038"/>
-          <w:rtl w:val="0"/>
-        </w:rPr>
-        <w:t xml:space="preserve">dt = current_timestamp - previous_timestamp</w:t>
-      </w:r>
-      <w:r>
-        <w:rPr>
-          <w:rtl w:val="0"/>
-        </w:rPr>
-        <w:t xml:space="preserve">），以 </w:t>
+        <w:t xml:space="preserve">，以 </w:t>
       </w:r>
       <w:r>
         <w:rPr>
@@ -1085,7 +905,7 @@
         <w:rPr>
           <w:rtl w:val="0"/>
         </w:rPr>
-        <w:t xml:space="preserve"> 計算百分比，確保在裝置降頻或掉幀 (FPS drops) 時依然精準穩定。</w:t>
+        <w:t xml:space="preserve"> 計算百分比。</w:t>
       </w:r>
     </w:p>
     <w:p>
@@ -1126,7 +946,7 @@
         <w:rPr>
           <w:rtl w:val="0"/>
         </w:rPr>
-        <w:t xml:space="preserve">：於吸氣與呼氣階段開始前 </w:t>
+        <w:t xml:space="preserve">：吸氣與呼氣開始前 </w:t>
       </w:r>
       <w:r>
         <w:rPr>
@@ -1154,63 +974,7 @@
         <w:rPr>
           <w:rtl w:val="0"/>
         </w:rPr>
-        <w:t xml:space="preserve"> 生理反應時間，並透過週期單次鎖定旗標 (</w:t>
-      </w:r>
-      <w:r>
-        <w:rPr>
-          <w:rFonts w:ascii="Roboto Mono" w:cs="Roboto Mono" w:eastAsia="Roboto Mono" w:hAnsi="Roboto Mono"/>
-          <w:color w:val="188038"/>
-          <w:rtl w:val="0"/>
-        </w:rPr>
-        <w:t xml:space="preserve">inhaleGraceCycleTriggered</w:t>
-      </w:r>
-      <w:r>
-        <w:rPr>
-          <w:rtl w:val="0"/>
-        </w:rPr>
-        <w:t xml:space="preserve"> / </w:t>
-      </w:r>
-      <w:r>
-        <w:rPr>
-          <w:rFonts w:ascii="Roboto Mono" w:cs="Roboto Mono" w:eastAsia="Roboto Mono" w:hAnsi="Roboto Mono"/>
-          <w:color w:val="188038"/>
-          <w:rtl w:val="0"/>
-        </w:rPr>
-        <w:t xml:space="preserve">inhaleGraceCompleted</w:t>
-      </w:r>
-      <w:r>
-        <w:rPr>
-          <w:rtl w:val="0"/>
-        </w:rPr>
-        <w:t xml:space="preserve">, </w:t>
-      </w:r>
-      <w:r>
-        <w:rPr>
-          <w:rFonts w:ascii="Roboto Mono" w:cs="Roboto Mono" w:eastAsia="Roboto Mono" w:hAnsi="Roboto Mono"/>
-          <w:color w:val="188038"/>
-          <w:rtl w:val="0"/>
-        </w:rPr>
-        <w:t xml:space="preserve">exhaleGraceCycleTriggered</w:t>
-      </w:r>
-      <w:r>
-        <w:rPr>
-          <w:rtl w:val="0"/>
-        </w:rPr>
-        <w:t xml:space="preserve"> / </w:t>
-      </w:r>
-      <w:r>
-        <w:rPr>
-          <w:rFonts w:ascii="Roboto Mono" w:cs="Roboto Mono" w:eastAsia="Roboto Mono" w:hAnsi="Roboto Mono"/>
-          <w:color w:val="188038"/>
-          <w:rtl w:val="0"/>
-        </w:rPr>
-        <w:t xml:space="preserve">exhaleGraceCompleted</w:t>
-      </w:r>
-      <w:r>
-        <w:rPr>
-          <w:rtl w:val="0"/>
-        </w:rPr>
-        <w:t xml:space="preserve">) 嚴格保證每個呼吸階段週期僅觸發一次、絕不重複循環重置。</w:t>
+        <w:t xml:space="preserve">，每個階段週期嚴格僅觸發一次。</w:t>
       </w:r>
     </w:p>
     <w:p>
@@ -1293,7 +1057,7 @@
         <w:rPr>
           <w:rtl w:val="0"/>
         </w:rPr>
-        <w:t xml:space="preserve">)，系統識別患者正確動作意圖並將該幀分數豁免提升為 </w:t>
+        <w:t xml:space="preserve">)，將該幀分數豁免提升為 </w:t>
       </w:r>
       <w:r>
         <w:rPr>
@@ -1348,59 +1112,262 @@
         <w:rPr>
           <w:rtl w:val="0"/>
         </w:rPr>
-        <w:t xml:space="preserve">：於 </w:t>
+        <w:t xml:space="preserve">：</w:t>
+      </w:r>
+      <w:r>
+        <w:rPr>
+          <w:rFonts w:ascii="Roboto Mono" w:cs="Roboto Mono" w:eastAsia="Roboto Mono" w:hAnsi="Roboto Mono"/>
+          <w:color w:val="188038"/>
+          <w:rtl w:val="0"/>
+        </w:rPr>
+        <w:t xml:space="preserve">mouthPuckerMin</w:t>
+      </w:r>
+      <w:r>
+        <w:rPr>
+          <w:rtl w:val="0"/>
+        </w:rPr>
+        <w:t xml:space="preserve"> 訓練閾值固定設為 3 秒校準峰值之 </w:t>
+      </w:r>
+      <w:r>
+        <w:rPr>
+          <w:b w:val="1"/>
+          <w:bCs w:val="1"/>
+          <w:rtl w:val="0"/>
+        </w:rPr>
+        <w:t xml:space="preserve">70%</w:t>
+      </w:r>
+      <w:r>
+        <w:rPr>
+          <w:rtl w:val="0"/>
+        </w:rPr>
+        <w:t xml:space="preserve"> (</w:t>
+      </w:r>
+      <w:r>
+        <w:rPr>
+          <w:rFonts w:ascii="Roboto Mono" w:cs="Roboto Mono" w:eastAsia="Roboto Mono" w:hAnsi="Roboto Mono"/>
+          <w:color w:val="188038"/>
+          <w:rtl w:val="0"/>
+        </w:rPr>
+        <w:t xml:space="preserve">0.70</w:t>
+      </w:r>
+      <w:r>
+        <w:rPr>
+          <w:rtl w:val="0"/>
+        </w:rPr>
+        <w:t xml:space="preserve">)。</w:t>
+      </w:r>
+    </w:p>
+    <w:p>
+      <w:pPr>
+        <w:numPr>
+          <w:ilvl w:val="0"/>
+          <w:numId w:val="1"/>
+        </w:numPr>
+        <w:ind w:left="720" w:hanging="360"/>
+      </w:pPr>
+      <w:r>
+        <w:rPr>
+          <w:b w:val="1"/>
+          <w:bCs w:val="1"/>
+          <w:rtl w:val="0"/>
+        </w:rPr>
+        <w:t xml:space="preserve">訓練回饋與卡片顯示邏輯調整 (Training Logic Adjustments 1–3 — </w:t>
       </w:r>
       <w:hyperlink r:id="rId17">
         <w:r>
           <w:rPr>
+            <w:b w:val="1"/>
+            <w:bCs w:val="1"/>
             <w:color w:val="1155cc"/>
             <w:u w:val="single"/>
             <w:rtl w:val="0"/>
           </w:rPr>
-          <w:t xml:space="preserve">calibration.js</w:t>
+          <w:t xml:space="preserve">training.js</w:t>
         </w:r>
       </w:hyperlink>
       <w:r>
         <w:rPr>
-          <w:rtl w:val="0"/>
-        </w:rPr>
-        <w:t xml:space="preserve"> 之 </w:t>
-      </w:r>
-      <w:r>
-        <w:rPr>
-          <w:rFonts w:ascii="Roboto Mono" w:cs="Roboto Mono" w:eastAsia="Roboto Mono" w:hAnsi="Roboto Mono"/>
-          <w:color w:val="188038"/>
-          <w:rtl w:val="0"/>
-        </w:rPr>
-        <w:t xml:space="preserve">computeAndSyncDynamicThresholds()</w:t>
-      </w:r>
-      <w:r>
-        <w:rPr>
-          <w:rtl w:val="0"/>
-        </w:rPr>
-        <w:t xml:space="preserve"> 中，將 </w:t>
-      </w:r>
-      <w:r>
-        <w:rPr>
-          <w:rFonts w:ascii="Roboto Mono" w:cs="Roboto Mono" w:eastAsia="Roboto Mono" w:hAnsi="Roboto Mono"/>
-          <w:color w:val="188038"/>
-          <w:rtl w:val="0"/>
-        </w:rPr>
-        <w:t xml:space="preserve">mouthPuckerMin</w:t>
-      </w:r>
-      <w:r>
-        <w:rPr>
-          <w:rtl w:val="0"/>
-        </w:rPr>
-        <w:t xml:space="preserve"> 訓練閾值固定設為 3 秒校準採集峰值之 </w:t>
-      </w:r>
-      <w:r>
-        <w:rPr>
-          <w:b w:val="1"/>
-          <w:bCs w:val="1"/>
-          <w:rtl w:val="0"/>
-        </w:rPr>
-        <w:t xml:space="preserve">70%</w:t>
+          <w:b w:val="1"/>
+          <w:bCs w:val="1"/>
+          <w:rtl w:val="0"/>
+        </w:rPr>
+        <w:t xml:space="preserve">, </w:t>
+      </w:r>
+      <w:hyperlink r:id="rId18">
+        <w:r>
+          <w:rPr>
+            <w:b w:val="1"/>
+            <w:bCs w:val="1"/>
+            <w:color w:val="1155cc"/>
+            <w:u w:val="single"/>
+            <w:rtl w:val="0"/>
+          </w:rPr>
+          <w:t xml:space="preserve">feedback.js</w:t>
+        </w:r>
+      </w:hyperlink>
+      <w:r>
+        <w:rPr>
+          <w:b w:val="1"/>
+          <w:bCs w:val="1"/>
+          <w:rtl w:val="0"/>
+        </w:rPr>
+        <w:t xml:space="preserve">, </w:t>
+      </w:r>
+      <w:hyperlink r:id="rId19">
+        <w:r>
+          <w:rPr>
+            <w:b w:val="1"/>
+            <w:bCs w:val="1"/>
+            <w:color w:val="1155cc"/>
+            <w:u w:val="single"/>
+            <w:rtl w:val="0"/>
+          </w:rPr>
+          <w:t xml:space="preserve">state.js</w:t>
+        </w:r>
+      </w:hyperlink>
+      <w:r>
+        <w:rPr>
+          <w:b w:val="1"/>
+          <w:bCs w:val="1"/>
+          <w:rtl w:val="0"/>
+        </w:rPr>
+        <w:t xml:space="preserve">, </w:t>
+      </w:r>
+      <w:hyperlink r:id="rId20">
+        <w:r>
+          <w:rPr>
+            <w:b w:val="1"/>
+            <w:bCs w:val="1"/>
+            <w:color w:val="1155cc"/>
+            <w:u w:val="single"/>
+            <w:rtl w:val="0"/>
+          </w:rPr>
+          <w:t xml:space="preserve">index.html</w:t>
+        </w:r>
+      </w:hyperlink>
+      <w:r>
+        <w:rPr>
+          <w:b w:val="1"/>
+          <w:bCs w:val="1"/>
+          <w:rtl w:val="0"/>
+        </w:rPr>
+        <w:t xml:space="preserve">)</w:t>
+      </w:r>
+      <w:r>
+        <w:rPr>
+          <w:rtl w:val="0"/>
+        </w:rPr>
+        <w:t xml:space="preserve">：</w:t>
+      </w:r>
+    </w:p>
+    <w:p>
+      <w:pPr>
+        <w:numPr>
+          <w:ilvl w:val="1"/>
+          <w:numId w:val="2"/>
+        </w:numPr>
+        <w:ind w:left="1440" w:hanging="360"/>
+      </w:pPr>
+      <w:r>
+        <w:rPr>
+          <w:b w:val="1"/>
+          <w:bCs w:val="1"/>
+          <w:rtl w:val="0"/>
+        </w:rPr>
+        <w:t xml:space="preserve">開局緩衝期預設顯示「統計中」</w:t>
+      </w:r>
+      <w:r>
+        <w:rPr>
+          <w:rtl w:val="0"/>
+        </w:rPr>
+        <w:t xml:space="preserve">：訓練開始前 10 秒開局緩衝期 (</w:t>
+      </w:r>
+      <w:r>
+        <w:rPr>
+          <w:rFonts w:ascii="Roboto Mono" w:cs="Roboto Mono" w:eastAsia="Roboto Mono" w:hAnsi="Roboto Mono"/>
+          <w:color w:val="188038"/>
+          <w:rtl w:val="0"/>
+        </w:rPr>
+        <w:t xml:space="preserve">elapsedSeconds &lt; INITIAL_GRACE_SECONDS</w:t>
+      </w:r>
+      <w:r>
+        <w:rPr>
+          <w:rtl w:val="0"/>
+        </w:rPr>
+        <w:t xml:space="preserve">)，四張生物反饋指示卡預設顯示 </w:t>
+      </w:r>
+      <w:r>
+        <w:rPr>
+          <w:b w:val="1"/>
+          <w:bCs w:val="1"/>
+          <w:rtl w:val="0"/>
+        </w:rPr>
+        <w:t xml:space="preserve">「統計中」</w:t>
+      </w:r>
+      <w:r>
+        <w:rPr>
+          <w:rtl w:val="0"/>
+        </w:rPr>
+        <w:t xml:space="preserve">（取代原本的 </w:t>
+      </w:r>
+      <w:r>
+        <w:rPr>
+          <w:rFonts w:ascii="Roboto Mono" w:cs="Roboto Mono" w:eastAsia="Roboto Mono" w:hAnsi="Roboto Mono"/>
+          <w:color w:val="188038"/>
+          <w:rtl w:val="0"/>
+        </w:rPr>
+        <w:t xml:space="preserve">100%</w:t>
+      </w:r>
+      <w:r>
+        <w:rPr>
+          <w:rtl w:val="0"/>
+        </w:rPr>
+        <w:t xml:space="preserve">），且不觸發低分警示。</w:t>
+      </w:r>
+    </w:p>
+    <w:p>
+      <w:pPr>
+        <w:numPr>
+          <w:ilvl w:val="1"/>
+          <w:numId w:val="2"/>
+        </w:numPr>
+        <w:ind w:left="1440" w:hanging="360"/>
+      </w:pPr>
+      <w:r>
+        <w:rPr>
+          <w:b w:val="1"/>
+          <w:bCs w:val="1"/>
+          <w:rtl w:val="0"/>
+        </w:rPr>
+        <w:t xml:space="preserve">二段式 80% 合格標準（移除卡片 70%–79% 分段）</w:t>
+      </w:r>
+      <w:r>
+        <w:rPr>
+          <w:rtl w:val="0"/>
+        </w:rPr>
+        <w:t xml:space="preserve">：刪除訓練頁面卡片原本的 </w:t>
+      </w:r>
+      <w:r>
+        <w:rPr>
+          <w:rFonts w:ascii="Arial Unicode MS" w:cs="Arial Unicode MS" w:eastAsia="Arial Unicode MS" w:hAnsi="Arial Unicode MS"/>
+          <w:color w:val="188038"/>
+          <w:rtl w:val="0"/>
+        </w:rPr>
+        <w:t xml:space="preserve">70%–79%：持續保持</w:t>
+      </w:r>
+      <w:r>
+        <w:rPr>
+          <w:rtl w:val="0"/>
+        </w:rPr>
+        <w:t xml:space="preserve"> 區間；凡 </w:t>
+      </w:r>
+      <w:r>
+        <w:rPr>
+          <w:rFonts w:ascii="Roboto Mono" w:cs="Roboto Mono" w:eastAsia="Roboto Mono" w:hAnsi="Roboto Mono"/>
+          <w:color w:val="188038"/>
+          <w:rtl w:val="0"/>
+        </w:rPr>
+        <w:t xml:space="preserve">&gt;= 80%</w:t>
       </w:r>
       <w:r>
         <w:rPr>
@@ -1414,13 +1381,226 @@
           <w:color w:val="188038"/>
           <w:rtl w:val="0"/>
         </w:rPr>
-        <w:t xml:space="preserve">0.70</w:t>
-      </w:r>
-      <w:r>
-        <w:rPr>
-          <w:rtl w:val="0"/>
-        </w:rPr>
-        <w:t xml:space="preserve">)，避免患者於校準時過度用力導致訓練期間難以維持。</w:t>
+        <w:t xml:space="preserve">PASSING_SCORE_PCT = 80</w:t>
+      </w:r>
+      <w:r>
+        <w:rPr>
+          <w:rtl w:val="0"/>
+        </w:rPr>
+        <w:t xml:space="preserve">) 顯示 </w:t>
+      </w:r>
+      <w:r>
+        <w:rPr>
+          <w:b w:val="1"/>
+          <w:bCs w:val="1"/>
+          <w:rtl w:val="0"/>
+        </w:rPr>
+        <w:t xml:space="preserve">「合格達標」</w:t>
+      </w:r>
+      <w:r>
+        <w:rPr>
+          <w:rtl w:val="0"/>
+        </w:rPr>
+        <w:t xml:space="preserve">（綠色柔和樣式），凡 </w:t>
+      </w:r>
+      <w:r>
+        <w:rPr>
+          <w:b w:val="1"/>
+          <w:bCs w:val="1"/>
+          <w:rtl w:val="0"/>
+        </w:rPr>
+        <w:t xml:space="preserve">低於 80% (</w:t>
+      </w:r>
+      <w:r>
+        <w:rPr>
+          <w:rFonts w:ascii="Roboto Mono" w:cs="Roboto Mono" w:eastAsia="Roboto Mono" w:hAnsi="Roboto Mono"/>
+          <w:b w:val="1"/>
+          <w:bCs w:val="1"/>
+          <w:color w:val="188038"/>
+          <w:rtl w:val="0"/>
+        </w:rPr>
+        <w:t xml:space="preserve">&lt; 80%</w:t>
+      </w:r>
+      <w:r>
+        <w:rPr>
+          <w:b w:val="1"/>
+          <w:bCs w:val="1"/>
+          <w:rtl w:val="0"/>
+        </w:rPr>
+        <w:t xml:space="preserve">) 直接顯示「需要改善」</w:t>
+      </w:r>
+      <w:r>
+        <w:rPr>
+          <w:rtl w:val="0"/>
+        </w:rPr>
+        <w:t xml:space="preserve">（橙紅警示樣式，並直接納入警示排程）。</w:t>
+      </w:r>
+    </w:p>
+    <w:p>
+      <w:pPr>
+        <w:numPr>
+          <w:ilvl w:val="1"/>
+          <w:numId w:val="2"/>
+        </w:numPr>
+        <w:ind w:left="1440" w:hanging="360"/>
+      </w:pPr>
+      <w:r>
+        <w:rPr>
+          <w:b w:val="1"/>
+          <w:bCs w:val="1"/>
+          <w:rtl w:val="0"/>
+        </w:rPr>
+        <w:t xml:space="preserve">連續 10 秒改善自動轉移提醒與「持續保持」狀態 (</w:t>
+      </w:r>
+      <w:r>
+        <w:rPr>
+          <w:rFonts w:ascii="Roboto Mono" w:cs="Roboto Mono" w:eastAsia="Roboto Mono" w:hAnsi="Roboto Mono"/>
+          <w:b w:val="1"/>
+          <w:bCs w:val="1"/>
+          <w:color w:val="188038"/>
+          <w:rtl w:val="0"/>
+        </w:rPr>
+        <w:t xml:space="preserve">CONSECUTIVE_IMPROVE_SECONDS = 10.0</w:t>
+      </w:r>
+      <w:r>
+        <w:rPr>
+          <w:b w:val="1"/>
+          <w:bCs w:val="1"/>
+          <w:rtl w:val="0"/>
+        </w:rPr>
+        <w:t xml:space="preserve">)</w:t>
+      </w:r>
+      <w:r>
+        <w:rPr>
+          <w:rtl w:val="0"/>
+        </w:rPr>
+        <w:t xml:space="preserve">：當某項 </w:t>
+      </w:r>
+      <w:r>
+        <w:rPr>
+          <w:rFonts w:ascii="Roboto Mono" w:cs="Roboto Mono" w:eastAsia="Roboto Mono" w:hAnsi="Roboto Mono"/>
+          <w:color w:val="188038"/>
+          <w:rtl w:val="0"/>
+        </w:rPr>
+        <w:t xml:space="preserve">&lt; 80%</w:t>
+      </w:r>
+      <w:r>
+        <w:rPr>
+          <w:rtl w:val="0"/>
+        </w:rPr>
+        <w:t xml:space="preserve"> 指標被鎖定提醒時，只要使用者於該項目</w:t>
+      </w:r>
+      <w:r>
+        <w:rPr>
+          <w:b w:val="1"/>
+          <w:bCs w:val="1"/>
+          <w:rtl w:val="0"/>
+        </w:rPr>
+        <w:t xml:space="preserve">連續 10 秒展現改善技巧</w:t>
+      </w:r>
+      <w:r>
+        <w:rPr>
+          <w:rtl w:val="0"/>
+        </w:rPr>
+        <w:t xml:space="preserve">（</w:t>
+      </w:r>
+      <w:r>
+        <w:rPr>
+          <w:rFonts w:ascii="Roboto Mono" w:cs="Roboto Mono" w:eastAsia="Roboto Mono" w:hAnsi="Roboto Mono"/>
+          <w:color w:val="188038"/>
+          <w:rtl w:val="0"/>
+        </w:rPr>
+        <w:t xml:space="preserve">consecutiveImprovedSec &gt;= 10.0</w:t>
+      </w:r>
+      <w:r>
+        <w:rPr>
+          <w:rtl w:val="0"/>
+        </w:rPr>
+        <w:t xml:space="preserve">）或百分比回升至 </w:t>
+      </w:r>
+      <w:r>
+        <w:rPr>
+          <w:rFonts w:ascii="Roboto Mono" w:cs="Roboto Mono" w:eastAsia="Roboto Mono" w:hAnsi="Roboto Mono"/>
+          <w:color w:val="188038"/>
+          <w:rtl w:val="0"/>
+        </w:rPr>
+        <w:t xml:space="preserve">&gt;= 80%</w:t>
+      </w:r>
+      <w:r>
+        <w:rPr>
+          <w:rtl w:val="0"/>
+        </w:rPr>
+        <w:t xml:space="preserve">，系統即解除該項目鎖定並</w:t>
+      </w:r>
+      <w:r>
+        <w:rPr>
+          <w:b w:val="1"/>
+          <w:bCs w:val="1"/>
+          <w:rtl w:val="0"/>
+        </w:rPr>
+        <w:t xml:space="preserve">自動轉移提醒其他 </w:t>
+      </w:r>
+      <w:r>
+        <w:rPr>
+          <w:rFonts w:ascii="Roboto Mono" w:cs="Roboto Mono" w:eastAsia="Roboto Mono" w:hAnsi="Roboto Mono"/>
+          <w:b w:val="1"/>
+          <w:bCs w:val="1"/>
+          <w:color w:val="188038"/>
+          <w:rtl w:val="0"/>
+        </w:rPr>
+        <w:t xml:space="preserve">&lt; 80%</w:t>
+      </w:r>
+      <w:r>
+        <w:rPr>
+          <w:b w:val="1"/>
+          <w:bCs w:val="1"/>
+          <w:rtl w:val="0"/>
+        </w:rPr>
+        <w:t xml:space="preserve"> 的「需要改善」項目</w:t>
+      </w:r>
+      <w:r>
+        <w:rPr>
+          <w:rtl w:val="0"/>
+        </w:rPr>
+        <w:t xml:space="preserve">；若</w:t>
+      </w:r>
+      <w:r>
+        <w:rPr>
+          <w:b w:val="1"/>
+          <w:bCs w:val="1"/>
+          <w:rtl w:val="0"/>
+        </w:rPr>
+        <w:t xml:space="preserve">所有其他項目均 </w:t>
+      </w:r>
+      <w:r>
+        <w:rPr>
+          <w:rFonts w:ascii="Roboto Mono" w:cs="Roboto Mono" w:eastAsia="Roboto Mono" w:hAnsi="Roboto Mono"/>
+          <w:b w:val="1"/>
+          <w:bCs w:val="1"/>
+          <w:color w:val="188038"/>
+          <w:rtl w:val="0"/>
+        </w:rPr>
+        <w:t xml:space="preserve">&gt;= 80%</w:t>
+      </w:r>
+      <w:r>
+        <w:rPr>
+          <w:rtl w:val="0"/>
+        </w:rPr>
+        <w:t xml:space="preserve">，底部橫幅與語音即顯示及播報 </w:t>
+      </w:r>
+      <w:r>
+        <w:rPr>
+          <w:b w:val="1"/>
+          <w:bCs w:val="1"/>
+          <w:rtl w:val="0"/>
+        </w:rPr>
+        <w:t xml:space="preserve">「持續保持」</w:t>
+      </w:r>
+      <w:r>
+        <w:rPr>
+          <w:rtl w:val="0"/>
+        </w:rPr>
+        <w:t xml:space="preserve">。</w:t>
       </w:r>
     </w:p>
     <w:p>
@@ -1538,7 +1718,7 @@
             <w:pPr>
               <w:rPr/>
             </w:pPr>
-            <w:hyperlink r:id="rId18">
+            <w:hyperlink r:id="rId21">
               <w:r>
                 <w:rPr>
                   <w:color w:val="1155cc"/>
@@ -1579,7 +1759,7 @@
               <w:rPr>
                 <w:rtl w:val="0"/>
               </w:rPr>
-              <w:t xml:space="preserve">主頁面結構（含 Task A 校準防遮擋佈局、Task B 純引導模式 ~40% 視覺容器及 </w:t>
+              <w:t xml:space="preserve">主頁面結構（含開局「統計中」預設卡片、校準防遮擋佈局、純引導模式 ~40% 容器及 </w:t>
             </w:r>
             <w:r>
               <w:rPr>
@@ -1609,7 +1789,7 @@
             <w:pPr>
               <w:rPr/>
             </w:pPr>
-            <w:hyperlink r:id="rId19">
+            <w:hyperlink r:id="rId22">
               <w:r>
                 <w:rPr>
                   <w:color w:val="1155cc"/>
@@ -1722,7 +1902,7 @@
             <w:pPr>
               <w:rPr/>
             </w:pPr>
-            <w:hyperlink r:id="rId20">
+            <w:hyperlink r:id="rId23">
               <w:r>
                 <w:rPr>
                   <w:color w:val="1155cc"/>
@@ -1793,7 +1973,7 @@
             <w:pPr>
               <w:rPr/>
             </w:pPr>
-            <w:hyperlink r:id="rId21">
+            <w:hyperlink r:id="rId24">
               <w:r>
                 <w:rPr>
                   <w:color w:val="1155cc"/>
@@ -1820,7 +2000,6 @@
               <w:rPr>
                 <w:rtl w:val="0"/>
               </w:rPr>
-              <w:t xml:space="preserve">388 行</w:t>
             </w:r>
           </w:p>
         </w:tc>
@@ -1848,7 +2027,7 @@
               <w:rPr>
                 <w:rtl w:val="0"/>
               </w:rPr>
-              <w:t xml:space="preserve">（含 EMA 係數與 70% 峰值折扣）、</w:t>
+              <w:t xml:space="preserve">、</w:t>
             </w:r>
             <w:r>
               <w:rPr>
@@ -1856,7 +2035,7 @@
                 <w:color w:val="188038"/>
                 <w:rtl w:val="0"/>
               </w:rPr>
-              <w:t xml:space="preserve">PHASE_ENTRY_GRACE_MS = 400</w:t>
+              <w:t xml:space="preserve">PASSING_SCORE_PCT = 80</w:t>
             </w:r>
             <w:r>
               <w:rPr>
@@ -1870,13 +2049,41 @@
                 <w:color w:val="188038"/>
                 <w:rtl w:val="0"/>
               </w:rPr>
+              <w:t xml:space="preserve">CONSECUTIVE_IMPROVE_SECONDS = 10.0</w:t>
+            </w:r>
+            <w:r>
+              <w:rPr>
+                <w:rtl w:val="0"/>
+              </w:rPr>
+              <w:t xml:space="preserve">、</w:t>
+            </w:r>
+            <w:r>
+              <w:rPr>
+                <w:rFonts w:ascii="Roboto Mono" w:cs="Roboto Mono" w:eastAsia="Roboto Mono" w:hAnsi="Roboto Mono"/>
+                <w:color w:val="188038"/>
+                <w:rtl w:val="0"/>
+              </w:rPr>
+              <w:t xml:space="preserve">PHASE_ENTRY_GRACE_MS = 400</w:t>
+            </w:r>
+            <w:r>
+              <w:rPr>
+                <w:rtl w:val="0"/>
+              </w:rPr>
+              <w:t xml:space="preserve">、</w:t>
+            </w:r>
+            <w:r>
+              <w:rPr>
+                <w:rFonts w:ascii="Roboto Mono" w:cs="Roboto Mono" w:eastAsia="Roboto Mono" w:hAnsi="Roboto Mono"/>
+                <w:color w:val="188038"/>
+                <w:rtl w:val="0"/>
+              </w:rPr>
               <w:t xml:space="preserve">ema()</w:t>
             </w:r>
             <w:r>
               <w:rPr>
                 <w:rtl w:val="0"/>
               </w:rPr>
-              <w:t xml:space="preserve"> 濾波輔助函式與 </w:t>
+              <w:t xml:space="preserve"> 與 </w:t>
             </w:r>
             <w:r>
               <w:rPr>
@@ -1905,7 +2112,7 @@
             <w:pPr>
               <w:rPr/>
             </w:pPr>
-            <w:hyperlink r:id="rId22">
+            <w:hyperlink r:id="rId25">
               <w:r>
                 <w:rPr>
                   <w:color w:val="1155cc"/>
@@ -1932,7 +2139,6 @@
               <w:rPr>
                 <w:rtl w:val="0"/>
               </w:rPr>
-              <w:t xml:space="preserve">205 行</w:t>
             </w:r>
           </w:p>
         </w:tc>
@@ -2017,7 +2223,7 @@
             <w:pPr>
               <w:rPr/>
             </w:pPr>
-            <w:hyperlink r:id="rId23">
+            <w:hyperlink r:id="rId26">
               <w:r>
                 <w:rPr>
                   <w:color w:val="1155cc"/>
@@ -2044,7 +2250,6 @@
               <w:rPr>
                 <w:rtl w:val="0"/>
               </w:rPr>
-              <w:t xml:space="preserve">97 行</w:t>
             </w:r>
           </w:p>
         </w:tc>
@@ -2082,7 +2287,7 @@
             <w:pPr>
               <w:rPr/>
             </w:pPr>
-            <w:hyperlink r:id="rId24">
+            <w:hyperlink r:id="rId27">
               <w:r>
                 <w:rPr>
                   <w:color w:val="1155cc"/>
@@ -2109,7 +2314,6 @@
               <w:rPr>
                 <w:rtl w:val="0"/>
               </w:rPr>
-              <w:t xml:space="preserve">132 行</w:t>
             </w:r>
           </w:p>
         </w:tc>
@@ -2181,7 +2385,7 @@
             <w:pPr>
               <w:rPr/>
             </w:pPr>
-            <w:hyperlink r:id="rId25">
+            <w:hyperlink r:id="rId28">
               <w:r>
                 <w:rPr>
                   <w:color w:val="1155cc"/>
@@ -2208,7 +2412,6 @@
               <w:rPr>
                 <w:rtl w:val="0"/>
               </w:rPr>
-              <w:t xml:space="preserve">356 行</w:t>
             </w:r>
           </w:p>
         </w:tc>
@@ -2278,7 +2481,7 @@
               <w:rPr>
                 <w:rtl w:val="0"/>
               </w:rPr>
-              <w:t xml:space="preserve">)、雙肩耳肩相對定位與免鏡頭模擬器</w:t>
+              <w:t xml:space="preserve">)</w:t>
             </w:r>
           </w:p>
         </w:tc>
@@ -2294,7 +2497,7 @@
             <w:pPr>
               <w:rPr/>
             </w:pPr>
-            <w:hyperlink r:id="rId26">
+            <w:hyperlink r:id="rId29">
               <w:r>
                 <w:rPr>
                   <w:color w:val="1155cc"/>
@@ -2321,7 +2524,6 @@
               <w:rPr>
                 <w:rtl w:val="0"/>
               </w:rPr>
-              <w:t xml:space="preserve">54 行</w:t>
             </w:r>
           </w:p>
         </w:tc>
@@ -2393,7 +2595,7 @@
             <w:pPr>
               <w:rPr/>
             </w:pPr>
-            <w:hyperlink r:id="rId27">
+            <w:hyperlink r:id="rId30">
               <w:r>
                 <w:rPr>
                   <w:color w:val="1155cc"/>
@@ -2420,21 +2622,42 @@
               <w:rPr>
                 <w:rtl w:val="0"/>
               </w:rPr>
-              <w:t xml:space="preserve">166 行</w:t>
-            </w:r>
-          </w:p>
-        </w:tc>
-        <w:tc>
-          <w:tcPr/>
-          <w:p>
-            <w:pPr>
-              <w:rPr/>
-            </w:pPr>
-            <w:r>
-              <w:rPr>
-                <w:rtl w:val="0"/>
-              </w:rPr>
-              <w:t xml:space="preserve">最低分優先與鎖定直到回升 ≥70% 平滑警示引擎 (</w:t>
+            </w:r>
+          </w:p>
+        </w:tc>
+        <w:tc>
+          <w:tcPr/>
+          <w:p>
+            <w:pPr>
+              <w:rPr/>
+            </w:pPr>
+            <w:r>
+              <w:rPr>
+                <w:rFonts w:ascii="Roboto Mono" w:cs="Roboto Mono" w:eastAsia="Roboto Mono" w:hAnsi="Roboto Mono"/>
+                <w:color w:val="188038"/>
+                <w:rtl w:val="0"/>
+              </w:rPr>
+              <w:t xml:space="preserve">&lt; 80%</w:t>
+            </w:r>
+            <w:r>
+              <w:rPr>
+                <w:rtl w:val="0"/>
+              </w:rPr>
+              <w:t xml:space="preserve"> 最低分優先鎖定、</w:t>
+            </w:r>
+            <w:r>
+              <w:rPr>
+                <w:b w:val="1"/>
+                <w:bCs w:val="1"/>
+                <w:rtl w:val="0"/>
+              </w:rPr>
+              <w:t xml:space="preserve">連續 10 秒改善自動轉移提醒</w:t>
+            </w:r>
+            <w:r>
+              <w:rPr>
+                <w:rtl w:val="0"/>
+              </w:rPr>
+              <w:t xml:space="preserve">與「持續保持」回饋引擎 (</w:t>
             </w:r>
             <w:r>
               <w:rPr>
@@ -2464,7 +2687,7 @@
             <w:pPr>
               <w:rPr/>
             </w:pPr>
-            <w:hyperlink r:id="rId28">
+            <w:hyperlink r:id="rId31">
               <w:r>
                 <w:rPr>
                   <w:color w:val="1155cc"/>
@@ -2491,35 +2714,20 @@
               <w:rPr>
                 <w:rtl w:val="0"/>
               </w:rPr>
-              <w:t xml:space="preserve">818 行</w:t>
-            </w:r>
-          </w:p>
-        </w:tc>
-        <w:tc>
-          <w:tcPr/>
-          <w:p>
-            <w:pPr>
-              <w:rPr/>
-            </w:pPr>
-            <w:r>
-              <w:rPr>
-                <w:rtl w:val="0"/>
-              </w:rPr>
-              <w:t xml:space="preserve">五步個人化動態基準校準、視訊框防遮擋切換、EMA 即時預覽與 70% 峰值努力折扣動態閾值計算 (</w:t>
-            </w:r>
-            <w:r>
-              <w:rPr>
-                <w:rFonts w:ascii="Roboto Mono" w:cs="Roboto Mono" w:eastAsia="Roboto Mono" w:hAnsi="Roboto Mono"/>
-                <w:color w:val="188038"/>
-                <w:rtl w:val="0"/>
-              </w:rPr>
-              <w:t xml:space="preserve">computeAndSyncDynamicThresholds</w:t>
-            </w:r>
-            <w:r>
-              <w:rPr>
-                <w:rtl w:val="0"/>
-              </w:rPr>
-              <w:t xml:space="preserve">)</w:t>
+            </w:r>
+          </w:p>
+        </w:tc>
+        <w:tc>
+          <w:tcPr/>
+          <w:p>
+            <w:pPr>
+              <w:rPr/>
+            </w:pPr>
+            <w:r>
+              <w:rPr>
+                <w:rtl w:val="0"/>
+              </w:rPr>
+              <w:t xml:space="preserve">五步個人化動態基準校準、視訊框防遮擋切換、EMA 即時預覽與 70% 峰值努力折扣動態閾值計算</w:t>
             </w:r>
           </w:p>
         </w:tc>
@@ -2535,7 +2743,7 @@
             <w:pPr>
               <w:rPr/>
             </w:pPr>
-            <w:hyperlink r:id="rId29">
+            <w:hyperlink r:id="rId32">
               <w:r>
                 <w:rPr>
                   <w:color w:val="1155cc"/>
@@ -2562,21 +2770,20 @@
               <w:rPr>
                 <w:rtl w:val="0"/>
               </w:rPr>
-              <w:t xml:space="preserve">834 行</w:t>
-            </w:r>
-          </w:p>
-        </w:tc>
-        <w:tc>
-          <w:tcPr/>
-          <w:p>
-            <w:pPr>
-              <w:rPr/>
-            </w:pPr>
-            <w:r>
-              <w:rPr>
-                <w:rtl w:val="0"/>
-              </w:rPr>
-              <w:t xml:space="preserve">實時訓練主迴圈、時間加權 (</w:t>
+            </w:r>
+          </w:p>
+        </w:tc>
+        <w:tc>
+          <w:tcPr/>
+          <w:p>
+            <w:pPr>
+              <w:rPr/>
+            </w:pPr>
+            <w:r>
+              <w:rPr>
+                <w:rtl w:val="0"/>
+              </w:rPr>
+              <w:t xml:space="preserve">實時訓練主迴圈、開局 10 秒「統計中」緩衝、二段式 80% 卡片樣式 (</w:t>
             </w:r>
             <w:r>
               <w:rPr>
@@ -2584,13 +2791,27 @@
                 <w:color w:val="188038"/>
                 <w:rtl w:val="0"/>
               </w:rPr>
-              <w:t xml:space="preserve">dt</w:t>
-            </w:r>
-            <w:r>
-              <w:rPr>
-                <w:rtl w:val="0"/>
-              </w:rPr>
-              <w:t xml:space="preserve">) 20 秒滾動時間窗、雙向 400ms 單次階段轉換緩衝、動量豁免與純引導模式 ~40% 視覺縮放</w:t>
+              <w:t xml:space="preserve">applyModuleCardStyle</w:t>
+            </w:r>
+            <w:r>
+              <w:rPr>
+                <w:rtl w:val="0"/>
+              </w:rPr>
+              <w:t xml:space="preserve">) 與各模組連續改善秒數計時 (</w:t>
+            </w:r>
+            <w:r>
+              <w:rPr>
+                <w:rFonts w:ascii="Roboto Mono" w:cs="Roboto Mono" w:eastAsia="Roboto Mono" w:hAnsi="Roboto Mono"/>
+                <w:color w:val="188038"/>
+                <w:rtl w:val="0"/>
+              </w:rPr>
+              <w:t xml:space="preserve">consecutiveImprovedSec</w:t>
+            </w:r>
+            <w:r>
+              <w:rPr>
+                <w:rtl w:val="0"/>
+              </w:rPr>
+              <w:t xml:space="preserve">)</w:t>
             </w:r>
           </w:p>
         </w:tc>
@@ -2606,7 +2827,7 @@
             <w:pPr>
               <w:rPr/>
             </w:pPr>
-            <w:hyperlink r:id="rId30">
+            <w:hyperlink r:id="rId33">
               <w:r>
                 <w:rPr>
                   <w:color w:val="1155cc"/>
@@ -2633,7 +2854,6 @@
               <w:rPr>
                 <w:rtl w:val="0"/>
               </w:rPr>
-              <w:t xml:space="preserve">178 行</w:t>
             </w:r>
           </w:p>
         </w:tc>
@@ -2691,7 +2911,7 @@
             <w:pPr>
               <w:rPr/>
             </w:pPr>
-            <w:hyperlink r:id="rId31">
+            <w:hyperlink r:id="rId34">
               <w:r>
                 <w:rPr>
                   <w:color w:val="1155cc"/>
@@ -2718,7 +2938,6 @@
               <w:rPr>
                 <w:rtl w:val="0"/>
               </w:rPr>
-              <w:t xml:space="preserve">484 行</w:t>
             </w:r>
           </w:p>
         </w:tc>
@@ -2776,7 +2995,7 @@
             <w:pPr>
               <w:rPr/>
             </w:pPr>
-            <w:hyperlink r:id="rId32">
+            <w:hyperlink r:id="rId35">
               <w:r>
                 <w:rPr>
                   <w:color w:val="1155cc"/>
@@ -2792,7 +3011,7 @@
               </w:rPr>
               <w:t xml:space="preserve"> / </w:t>
             </w:r>
-            <w:hyperlink r:id="rId33">
+            <w:hyperlink r:id="rId36">
               <w:r>
                 <w:rPr>
                   <w:color w:val="1155cc"/>
@@ -2808,7 +3027,7 @@
               </w:rPr>
               <w:t xml:space="preserve"> / </w:t>
             </w:r>
-            <w:hyperlink r:id="rId34">
+            <w:hyperlink r:id="rId37">
               <w:r>
                 <w:rPr>
                   <w:color w:val="1155cc"/>
@@ -2835,7 +3054,6 @@
               <w:rPr>
                 <w:rtl w:val="0"/>
               </w:rPr>
-              <w:t xml:space="preserve">91 / 24 / 3 行</w:t>
             </w:r>
           </w:p>
         </w:tc>
@@ -2851,7 +3069,7 @@
               </w:rPr>
               <w:t xml:space="preserve">PWA v7.0 離線快取與靜態部署設定，搭配真人示範圖檔 </w:t>
             </w:r>
-            <w:hyperlink r:id="rId35">
+            <w:hyperlink r:id="rId38">
               <w:r>
                 <w:rPr>
                   <w:color w:val="1155cc"/>
@@ -2867,7 +3085,7 @@
               </w:rPr>
               <w:t xml:space="preserve">–</w:t>
             </w:r>
-            <w:hyperlink r:id="rId36">
+            <w:hyperlink r:id="rId39">
               <w:r>
                 <w:rPr>
                   <w:color w:val="1155cc"/>
